--- a/documentacion/Guia_de_estudio.docx
+++ b/documentacion/Guia_de_estudio.docx
@@ -7800,7 +7800,22 @@
         <w:rPr>
           <w:rFonts w:ascii="Calibri" w:cs="Calibri" w:eastAsia="Calibri" w:hAnsi="Calibri"/>
         </w:rPr>
-        <w:t xml:space="preserve">. También está subido y funcionando en el servidor en </w:t>
+        <w:t xml:space="preserve">. También está subido y funcionando en </w:t>
+      </w:r>
+      <w:r>
+        <w:rPr>
+          <w:rFonts w:ascii="Consolas" w:cs="Consolas" w:eastAsia="Consolas" w:hAnsi="Consolas"/>
+          <w:sz w:val="20"/>
+          <w:szCs w:val="20"/>
+          <w:shd w:fill="EEEEEE" w:val="clear"/>
+        </w:rPr>
+        <w:t xml:space="preserve">https://taller.navmac.com</w:t>
+      </w:r>
+      <w:r>
+        <w:rPr>
+          <w:rFonts w:ascii="Calibri" w:cs="Calibri" w:eastAsia="Calibri" w:hAnsi="Calibri"/>
+        </w:rPr>
+        <w:t xml:space="preserve"> (también responde por la IP </w:t>
       </w:r>
       <w:r>
         <w:rPr>
@@ -7815,7 +7830,7 @@
         <w:rPr>
           <w:rFonts w:ascii="Calibri" w:cs="Calibri" w:eastAsia="Calibri" w:hAnsi="Calibri"/>
         </w:rPr>
-        <w:t xml:space="preserve">.</w:t>
+        <w:t xml:space="preserve">).</w:t>
       </w:r>
     </w:p>
     <w:sectPr>
